--- a/user-stories/Epic-2-Parameter-and-Math-Function-Selection/US-04-Filter-Search-Parameters.docx
+++ b/user-stories/Epic-2-Parameter-and-Math-Function-Selection/US-04-Filter-Search-Parameters.docx
@@ -7,58 +7,19 @@
         <w:pStyle w:val="Heading1"/>
       </w:pPr>
       <w:r>
-        <w:rPr>
-          <w:color w:val="1F497D"/>
-        </w:rPr>
-        <w:t>US-04 - Filter/Search Parameters by Field Name</w:t>
-      </w:r>
-    </w:p>
-    <w:p/>
-    <w:p>
-      <w:r>
-        <w:rPr>
-          <w:b/>
-        </w:rPr>
-        <w:t xml:space="preserve">Epic: </w:t>
-      </w:r>
-      <w:r>
-        <w:t>Epic 2 - Parameter and Math Function Selection</w:t>
+        <w:t>US-04: Filter and Search Parameters by Name</w:t>
       </w:r>
     </w:p>
     <w:p>
       <w:r>
-        <w:rPr>
-          <w:b/>
-        </w:rPr>
-        <w:t xml:space="preserve">Story ID: </w:t>
-      </w:r>
-      <w:r>
-        <w:t>US-04</w:t>
+        <w:t>Epic: Epic 2 - Parameter and Math Function Selection</w:t>
       </w:r>
     </w:p>
     <w:p>
       <w:r>
-        <w:rPr>
-          <w:b/>
-        </w:rPr>
-        <w:t xml:space="preserve">Type: </w:t>
-      </w:r>
-      <w:r>
-        <w:t>Frontend</w:t>
+        <w:t>Type: Frontend</w:t>
       </w:r>
     </w:p>
-    <w:p>
-      <w:r>
-        <w:rPr>
-          <w:b/>
-        </w:rPr>
-        <w:t xml:space="preserve">Priority: </w:t>
-      </w:r>
-      <w:r>
-        <w:t>Medium</w:t>
-      </w:r>
-    </w:p>
-    <w:p/>
     <w:p>
       <w:pPr>
         <w:pStyle w:val="Heading2"/>
@@ -71,16 +32,11 @@
       <w:r>
         <w:t>As a user,</w:t>
         <w:br/>
-      </w:r>
-      <w:r>
-        <w:t>I want to type a field name in the search box within the Parameter tab,</w:t>
+        <w:t>I want to type in the search box to filter parameters by name,</w:t>
         <w:br/>
-      </w:r>
-      <w:r>
-        <w:t>So that I can quickly find the field I need without scrolling through all options.</w:t>
+        <w:t>So that I can quickly find the field I need.</w:t>
       </w:r>
     </w:p>
-    <w:p/>
     <w:p>
       <w:pPr>
         <w:pStyle w:val="Heading2"/>
@@ -94,7 +50,7 @@
         <w:pStyle w:val="ListBullet"/>
       </w:pPr>
       <w:r>
-        <w:t>A search/filter text box is present within the Parameter tab.</w:t>
+        <w:t>The search box is visible on all three tabs (All, Parameter, Math Functions).</w:t>
       </w:r>
     </w:p>
     <w:p>
@@ -102,7 +58,7 @@
         <w:pStyle w:val="ListBullet"/>
       </w:pPr>
       <w:r>
-        <w:t>As the user types, the field list is filtered in real-time to show only matching fields.</w:t>
+        <w:t>Typing in the search box filters the visible options in real-time as the user types.</w:t>
       </w:r>
     </w:p>
     <w:p>
@@ -110,7 +66,7 @@
         <w:pStyle w:val="ListBullet"/>
       </w:pPr>
       <w:r>
-        <w:t>The search is case-insensitive.</w:t>
+        <w:t>Filtering is case-insensitive.</w:t>
       </w:r>
     </w:p>
     <w:p>
@@ -118,7 +74,7 @@
         <w:pStyle w:val="ListBullet"/>
       </w:pPr>
       <w:r>
-        <w:t>If no fields match the search input, an appropriate empty/no-results message is displayed.</w:t>
+        <w:t>If no match is found, the list shows an empty state.</w:t>
       </w:r>
     </w:p>
     <w:p>
@@ -126,7 +82,7 @@
         <w:pStyle w:val="ListBullet"/>
       </w:pPr>
       <w:r>
-        <w:t>Clearing the search box restores the full list of fields.</w:t>
+        <w:t>Clearing the search box restores the full list for the active tab.</w:t>
       </w:r>
     </w:p>
     <w:p>
@@ -134,24 +90,51 @@
         <w:pStyle w:val="ListBullet"/>
       </w:pPr>
       <w:r>
-        <w:t>The 'Number' option is also searchable/filterable.</w:t>
+        <w:t>In the Parameter tab, typing "Nu" filters and shows "Number" in the results.</w:t>
       </w:r>
     </w:p>
-    <w:p/>
     <w:p>
       <w:pPr>
         <w:pStyle w:val="Heading2"/>
       </w:pPr>
       <w:r>
-        <w:t>Notes / Clarifications</w:t>
+        <w:t>UI Reference</w:t>
       </w:r>
     </w:p>
     <w:p>
-      <w:pPr>
-        <w:pStyle w:val="ListBullet"/>
-      </w:pPr>
       <w:r>
-        <w:t>Needs Clarification: Should search filter the 'Number' option as well, or only named fields?</w:t>
+        <w:drawing>
+          <wp:inline xmlns:a="http://schemas.openxmlformats.org/drawingml/2006/main" xmlns:pic="http://schemas.openxmlformats.org/drawingml/2006/picture">
+            <wp:extent cx="4572000" cy="2457450"/>
+            <wp:docPr id="1" name="Picture 1"/>
+            <wp:cNvGraphicFramePr>
+              <a:graphicFrameLocks noChangeAspect="1"/>
+            </wp:cNvGraphicFramePr>
+            <a:graphic>
+              <a:graphicData uri="http://schemas.openxmlformats.org/drawingml/2006/picture">
+                <pic:pic>
+                  <pic:nvPicPr>
+                    <pic:cNvPr id="0" name="image7.png"/>
+                    <pic:cNvPicPr/>
+                  </pic:nvPicPr>
+                  <pic:blipFill>
+                    <a:blip r:embed="rId9"/>
+                    <a:stretch>
+                      <a:fillRect/>
+                    </a:stretch>
+                  </pic:blipFill>
+                  <pic:spPr>
+                    <a:xfrm>
+                      <a:off x="0" y="0"/>
+                      <a:ext cx="4572000" cy="2457450"/>
+                    </a:xfrm>
+                    <a:prstGeom prst="rect"/>
+                  </pic:spPr>
+                </pic:pic>
+              </a:graphicData>
+            </a:graphic>
+          </wp:inline>
+        </w:drawing>
       </w:r>
     </w:p>
     <w:sectPr>
